--- a/SITP/DSA-Notes/M25_Projects.docx
+++ b/SITP/DSA-Notes/M25_Projects.docx
@@ -60,7 +60,7 @@
         </w:p>
       </w:sdtContent>
     </w:sdt>
-    <w:bookmarkStart w:id="29" w:name="module-25-projects"/>
+    <w:bookmarkStart w:id="32" w:name="module-25-projects"/>
     <w:p>
       <w:pPr>
         <w:pStyle w:val="Heading1"/>
@@ -270,7 +270,7 @@
       </w:r>
     </w:p>
     <w:bookmarkEnd w:id="12"/>
-    <w:bookmarkStart w:id="22" w:name="the-projects"/>
+    <w:bookmarkStart w:id="24" w:name="the-projects"/>
     <w:p>
       <w:pPr>
         <w:pStyle w:val="Heading2"/>
@@ -431,6 +431,125 @@
           <w:iCs/>
         </w:rPr>
         <w:t xml:space="preserve">Interview-classic (LC 146).</w:t>
+      </w:r>
+    </w:p>
+    <w:p>
+      <w:pPr>
+        <w:pStyle w:val="Compact"/>
+        <w:numPr>
+          <w:ilvl w:val="0"/>
+          <w:numId w:val="1001"/>
+        </w:numPr>
+      </w:pPr>
+      <w:r>
+        <w:rPr>
+          <w:b/>
+          <w:bCs/>
+        </w:rPr>
+        <w:t xml:space="preserve">Probe:</w:t>
+      </w:r>
+      <w:r>
+        <w:t xml:space="preserve"> </w:t>
+      </w:r>
+      <w:r>
+        <w:rPr>
+          <w:i/>
+          <w:iCs/>
+        </w:rPr>
+        <w:t xml:space="preserve">Why a doubly (not singly) linked list?</w:t>
+      </w:r>
+      <w:r>
+        <w:t xml:space="preserve"> </w:t>
+      </w:r>
+      <w:r>
+        <w:t xml:space="preserve">→ O(1) removal of an</w:t>
+      </w:r>
+      <w:r>
+        <w:t xml:space="preserve"> </w:t>
+      </w:r>
+      <w:r>
+        <w:t xml:space="preserve">arbitrary node needs its predecessor.</w:t>
+      </w:r>
+      <w:r>
+        <w:t xml:space="preserve"> </w:t>
+      </w:r>
+      <w:r>
+        <w:rPr>
+          <w:i/>
+          <w:iCs/>
+        </w:rPr>
+        <w:t xml:space="preserve">Why store the node in the map, not the</w:t>
+      </w:r>
+      <w:r>
+        <w:rPr>
+          <w:i/>
+          <w:iCs/>
+        </w:rPr>
+        <w:t xml:space="preserve"> </w:t>
+      </w:r>
+      <w:r>
+        <w:rPr>
+          <w:i/>
+          <w:iCs/>
+        </w:rPr>
+        <w:t xml:space="preserve">value?</w:t>
+      </w:r>
+      <w:r>
+        <w:t xml:space="preserve"> </w:t>
+      </w:r>
+      <w:r>
+        <w:t xml:space="preserve">→ so</w:t>
+      </w:r>
+      <w:r>
+        <w:t xml:space="preserve"> </w:t>
+      </w:r>
+      <w:r>
+        <w:rPr>
+          <w:rStyle w:val="VerbatimChar"/>
+        </w:rPr>
+        <w:t xml:space="preserve">get</w:t>
+      </w:r>
+      <w:r>
+        <w:t xml:space="preserve"> </w:t>
+      </w:r>
+      <w:r>
+        <w:t xml:space="preserve">can splice it to the head in O(1).</w:t>
+      </w:r>
+      <w:r>
+        <w:t xml:space="preserve"> </w:t>
+      </w:r>
+      <w:r>
+        <w:rPr>
+          <w:i/>
+          <w:iCs/>
+        </w:rPr>
+        <w:t xml:space="preserve">What breaks under</w:t>
+      </w:r>
+      <w:r>
+        <w:rPr>
+          <w:i/>
+          <w:iCs/>
+        </w:rPr>
+        <w:t xml:space="preserve"> </w:t>
+      </w:r>
+      <w:r>
+        <w:rPr>
+          <w:i/>
+          <w:iCs/>
+        </w:rPr>
+        <w:t xml:space="preserve">concurrency?</w:t>
+      </w:r>
+      <w:r>
+        <w:t xml:space="preserve"> </w:t>
+      </w:r>
+      <w:r>
+        <w:t xml:space="preserve">→ the map and list can desync; you need a lock or a striped/sharded</w:t>
+      </w:r>
+      <w:r>
+        <w:t xml:space="preserve"> </w:t>
+      </w:r>
+      <w:r>
+        <w:t xml:space="preserve">design.</w:t>
       </w:r>
     </w:p>
     <w:bookmarkEnd w:id="13"/>
@@ -541,6 +660,82 @@
         <w:t xml:space="preserve">fuzzy match (edit distance), weighted by popularity.</w:t>
       </w:r>
     </w:p>
+    <w:p>
+      <w:pPr>
+        <w:pStyle w:val="Compact"/>
+        <w:numPr>
+          <w:ilvl w:val="0"/>
+          <w:numId w:val="1002"/>
+        </w:numPr>
+      </w:pPr>
+      <w:r>
+        <w:rPr>
+          <w:b/>
+          <w:bCs/>
+        </w:rPr>
+        <w:t xml:space="preserve">Probe:</w:t>
+      </w:r>
+      <w:r>
+        <w:t xml:space="preserve"> </w:t>
+      </w:r>
+      <w:r>
+        <w:rPr>
+          <w:i/>
+          <w:iCs/>
+        </w:rPr>
+        <w:t xml:space="preserve">Trie vs hashmap of words?</w:t>
+      </w:r>
+      <w:r>
+        <w:t xml:space="preserve"> </w:t>
+      </w:r>
+      <w:r>
+        <w:t xml:space="preserve">→ the trie shares prefixes (space) and</w:t>
+      </w:r>
+      <w:r>
+        <w:t xml:space="preserve"> </w:t>
+      </w:r>
+      <w:r>
+        <w:t xml:space="preserve">gives prefix walk in O(prefix length).</w:t>
+      </w:r>
+      <w:r>
+        <w:t xml:space="preserve"> </w:t>
+      </w:r>
+      <w:r>
+        <w:rPr>
+          <w:i/>
+          <w:iCs/>
+        </w:rPr>
+        <w:t xml:space="preserve">How to serve top-k fast?</w:t>
+      </w:r>
+      <w:r>
+        <w:t xml:space="preserve"> </w:t>
+      </w:r>
+      <w:r>
+        <w:t xml:space="preserve">→ cache the</w:t>
+      </w:r>
+      <w:r>
+        <w:t xml:space="preserve"> </w:t>
+      </w:r>
+      <w:r>
+        <w:t xml:space="preserve">top-k list at each node so a query is a single lookup, not a subtree scan.</w:t>
+      </w:r>
+      <w:r>
+        <w:t xml:space="preserve"> </w:t>
+      </w:r>
+      <w:r>
+        <w:rPr>
+          <w:i/>
+          <w:iCs/>
+        </w:rPr>
+        <w:t xml:space="preserve">Memory blow-up?</w:t>
+      </w:r>
+      <w:r>
+        <w:t xml:space="preserve"> </w:t>
+      </w:r>
+      <w:r>
+        <w:t xml:space="preserve">→ compress with a radix/Patricia trie or a DAWG.</w:t>
+      </w:r>
+    </w:p>
     <w:bookmarkEnd w:id="14"/>
     <w:bookmarkStart w:id="15" w:name="url-shortener-tinyurl"/>
     <w:p>
@@ -643,6 +838,134 @@
         <w:t xml:space="preserve">Classic system-design + DSA crossover.</w:t>
       </w:r>
     </w:p>
+    <w:p>
+      <w:pPr>
+        <w:pStyle w:val="Compact"/>
+        <w:numPr>
+          <w:ilvl w:val="0"/>
+          <w:numId w:val="1003"/>
+        </w:numPr>
+      </w:pPr>
+      <w:r>
+        <w:rPr>
+          <w:b/>
+          <w:bCs/>
+        </w:rPr>
+        <w:t xml:space="preserve">Probe:</w:t>
+      </w:r>
+      <w:r>
+        <w:t xml:space="preserve"> </w:t>
+      </w:r>
+      <w:r>
+        <w:rPr>
+          <w:i/>
+          <w:iCs/>
+        </w:rPr>
+        <w:t xml:space="preserve">Why base-62, not a random string?</w:t>
+      </w:r>
+      <w:r>
+        <w:t xml:space="preserve"> </w:t>
+      </w:r>
+      <w:r>
+        <w:t xml:space="preserve">→ a counter guarantees</w:t>
+      </w:r>
+      <w:r>
+        <w:t xml:space="preserve"> </w:t>
+      </w:r>
+      <w:r>
+        <w:t xml:space="preserve">uniqueness with no collision check; base-62 keeps codes short.</w:t>
+      </w:r>
+      <w:r>
+        <w:t xml:space="preserve"> </w:t>
+      </w:r>
+      <w:r>
+        <w:rPr>
+          <w:i/>
+          <w:iCs/>
+        </w:rPr>
+        <w:t xml:space="preserve">How short can</w:t>
+      </w:r>
+      <w:r>
+        <w:rPr>
+          <w:i/>
+          <w:iCs/>
+        </w:rPr>
+        <w:t xml:space="preserve"> </w:t>
+      </w:r>
+      <w:r>
+        <w:rPr>
+          <w:i/>
+          <w:iCs/>
+        </w:rPr>
+        <w:t xml:space="preserve">codes be?</w:t>
+      </w:r>
+      <w:r>
+        <w:t xml:space="preserve"> </w:t>
+      </w:r>
+      <w:r>
+        <w:t xml:space="preserve">→ 62^7 ≈ 3.5 trillion, so 7 chars is plenty.</w:t>
+      </w:r>
+      <w:r>
+        <w:t xml:space="preserve"> </w:t>
+      </w:r>
+      <w:r>
+        <w:rPr>
+          <w:i/>
+          <w:iCs/>
+        </w:rPr>
+        <w:t xml:space="preserve">Hashing the URL</w:t>
+      </w:r>
+      <w:r>
+        <w:rPr>
+          <w:i/>
+          <w:iCs/>
+        </w:rPr>
+        <w:t xml:space="preserve"> </w:t>
+      </w:r>
+      <w:r>
+        <w:rPr>
+          <w:i/>
+          <w:iCs/>
+        </w:rPr>
+        <w:t xml:space="preserve">instead?</w:t>
+      </w:r>
+      <w:r>
+        <w:t xml:space="preserve"> </w:t>
+      </w:r>
+      <w:r>
+        <w:t xml:space="preserve">→ risks collisions; you’d need to probe/re-hash.</w:t>
+      </w:r>
+      <w:r>
+        <w:t xml:space="preserve"> </w:t>
+      </w:r>
+      <w:r>
+        <w:rPr>
+          <w:i/>
+          <w:iCs/>
+        </w:rPr>
+        <w:t xml:space="preserve">Distributed</w:t>
+      </w:r>
+      <w:r>
+        <w:rPr>
+          <w:i/>
+          <w:iCs/>
+        </w:rPr>
+        <w:t xml:space="preserve"> </w:t>
+      </w:r>
+      <w:r>
+        <w:rPr>
+          <w:i/>
+          <w:iCs/>
+        </w:rPr>
+        <w:t xml:space="preserve">counter?</w:t>
+      </w:r>
+      <w:r>
+        <w:t xml:space="preserve"> </w:t>
+      </w:r>
+      <w:r>
+        <w:t xml:space="preserve">→ hand out ID ranges per shard (or use a key-generation service).</w:t>
+      </w:r>
+    </w:p>
     <w:bookmarkEnd w:id="15"/>
     <w:bookmarkStart w:id="16" w:name="search-engine-index-mini"/>
     <w:p>
@@ -767,6 +1090,102 @@
         <w:t xml:space="preserve">posting lists; rank by TF-IDF/BM25; return top-N via a heap.</w:t>
       </w:r>
     </w:p>
+    <w:p>
+      <w:pPr>
+        <w:pStyle w:val="Compact"/>
+        <w:numPr>
+          <w:ilvl w:val="0"/>
+          <w:numId w:val="1004"/>
+        </w:numPr>
+      </w:pPr>
+      <w:r>
+        <w:rPr>
+          <w:b/>
+          <w:bCs/>
+        </w:rPr>
+        <w:t xml:space="preserve">Probe:</w:t>
+      </w:r>
+      <w:r>
+        <w:t xml:space="preserve"> </w:t>
+      </w:r>
+      <w:r>
+        <w:rPr>
+          <w:i/>
+          <w:iCs/>
+        </w:rPr>
+        <w:t xml:space="preserve">Why keep posting lists sorted?</w:t>
+      </w:r>
+      <w:r>
+        <w:t xml:space="preserve"> </w:t>
+      </w:r>
+      <w:r>
+        <w:t xml:space="preserve">→ intersection of two sorted lists</w:t>
+      </w:r>
+      <w:r>
+        <w:t xml:space="preserve"> </w:t>
+      </w:r>
+      <w:r>
+        <w:t xml:space="preserve">is a linear merge (like the two-pointer step), and you can skip ahead.</w:t>
+      </w:r>
+      <w:r>
+        <w:t xml:space="preserve"> </w:t>
+      </w:r>
+      <w:r>
+        <w:rPr>
+          <w:i/>
+          <w:iCs/>
+        </w:rPr>
+        <w:t xml:space="preserve">Why a</w:t>
+      </w:r>
+      <w:r>
+        <w:rPr>
+          <w:i/>
+          <w:iCs/>
+        </w:rPr>
+        <w:t xml:space="preserve"> </w:t>
+      </w:r>
+      <w:r>
+        <w:rPr>
+          <w:i/>
+          <w:iCs/>
+        </w:rPr>
+        <w:t xml:space="preserve">heap for top-N, not a full sort?</w:t>
+      </w:r>
+      <w:r>
+        <w:t xml:space="preserve"> </w:t>
+      </w:r>
+      <w:r>
+        <w:t xml:space="preserve">→ you only need the N best of many scored docs,</w:t>
+      </w:r>
+      <w:r>
+        <w:t xml:space="preserve"> </w:t>
+      </w:r>
+      <w:r>
+        <w:t xml:space="preserve">so a size-N heap is O(m log N) vs O(m log m).</w:t>
+      </w:r>
+      <w:r>
+        <w:t xml:space="preserve"> </w:t>
+      </w:r>
+      <w:r>
+        <w:rPr>
+          <w:i/>
+          <w:iCs/>
+        </w:rPr>
+        <w:t xml:space="preserve">Compression?</w:t>
+      </w:r>
+      <w:r>
+        <w:t xml:space="preserve"> </w:t>
+      </w:r>
+      <w:r>
+        <w:t xml:space="preserve">→ delta-encode the</w:t>
+      </w:r>
+      <w:r>
+        <w:t xml:space="preserve"> </w:t>
+      </w:r>
+      <w:r>
+        <w:t xml:space="preserve">doc IDs (gap encoding) to shrink the index.</w:t>
+      </w:r>
+    </w:p>
     <w:bookmarkEnd w:id="16"/>
     <w:bookmarkStart w:id="17" w:name="mini-git"/>
     <w:p>
@@ -938,6 +1357,117 @@
         <w:t xml:space="preserve">hashing, graphs, deduplication.</w:t>
       </w:r>
     </w:p>
+    <w:p>
+      <w:pPr>
+        <w:pStyle w:val="Compact"/>
+        <w:numPr>
+          <w:ilvl w:val="0"/>
+          <w:numId w:val="1005"/>
+        </w:numPr>
+      </w:pPr>
+      <w:r>
+        <w:rPr>
+          <w:b/>
+          <w:bCs/>
+        </w:rPr>
+        <w:t xml:space="preserve">Probe:</w:t>
+      </w:r>
+      <w:r>
+        <w:t xml:space="preserve"> </w:t>
+      </w:r>
+      <w:r>
+        <w:rPr>
+          <w:i/>
+          <w:iCs/>
+        </w:rPr>
+        <w:t xml:space="preserve">Why content-address (hash the content)?</w:t>
+      </w:r>
+      <w:r>
+        <w:t xml:space="preserve"> </w:t>
+      </w:r>
+      <w:r>
+        <w:t xml:space="preserve">→ identical content hashes</w:t>
+      </w:r>
+      <w:r>
+        <w:t xml:space="preserve"> </w:t>
+      </w:r>
+      <w:r>
+        <w:t xml:space="preserve">to the same key, so storage is deduplicated for free, and the hash verifies</w:t>
+      </w:r>
+      <w:r>
+        <w:t xml:space="preserve"> </w:t>
+      </w:r>
+      <w:r>
+        <w:t xml:space="preserve">integrity.</w:t>
+      </w:r>
+      <w:r>
+        <w:t xml:space="preserve"> </w:t>
+      </w:r>
+      <w:r>
+        <w:rPr>
+          <w:i/>
+          <w:iCs/>
+        </w:rPr>
+        <w:t xml:space="preserve">Why a DAG, not a tree?</w:t>
+      </w:r>
+      <w:r>
+        <w:t xml:space="preserve"> </w:t>
+      </w:r>
+      <w:r>
+        <w:t xml:space="preserve">→ a merge commit has two parents.</w:t>
+      </w:r>
+      <w:r>
+        <w:t xml:space="preserve"> </w:t>
+      </w:r>
+      <w:r>
+        <w:rPr>
+          <w:i/>
+          <w:iCs/>
+        </w:rPr>
+        <w:t xml:space="preserve">How does</w:t>
+      </w:r>
+      <w:r>
+        <w:rPr>
+          <w:i/>
+          <w:iCs/>
+        </w:rPr>
+        <w:t xml:space="preserve"> </w:t>
+      </w:r>
+      <w:r>
+        <w:rPr>
+          <w:rStyle w:val="VerbatimChar"/>
+          <w:i/>
+          <w:iCs/>
+        </w:rPr>
+        <w:t xml:space="preserve">git</w:t>
+      </w:r>
+      <w:r>
+        <w:rPr>
+          <w:i/>
+          <w:iCs/>
+        </w:rPr>
+        <w:t xml:space="preserve"> </w:t>
+      </w:r>
+      <w:r>
+        <w:rPr>
+          <w:i/>
+          <w:iCs/>
+        </w:rPr>
+        <w:t xml:space="preserve">find the change set between two commits?</w:t>
+      </w:r>
+      <w:r>
+        <w:t xml:space="preserve"> </w:t>
+      </w:r>
+      <w:r>
+        <w:t xml:space="preserve">→ diff their tree objects</w:t>
+      </w:r>
+      <w:r>
+        <w:t xml:space="preserve"> </w:t>
+      </w:r>
+      <w:r>
+        <w:t xml:space="preserve">recursively, descending only where subtree hashes differ.</w:t>
+      </w:r>
+    </w:p>
     <w:bookmarkEnd w:id="17"/>
     <w:bookmarkStart w:id="18" w:name="task-scheduler-job-queue"/>
     <w:p>
@@ -1030,6 +1560,102 @@
         <w:t xml:space="preserve">dependencies → run in topological order; handle retries, delays, cron.</w:t>
       </w:r>
     </w:p>
+    <w:p>
+      <w:pPr>
+        <w:pStyle w:val="Compact"/>
+        <w:numPr>
+          <w:ilvl w:val="0"/>
+          <w:numId w:val="1006"/>
+        </w:numPr>
+      </w:pPr>
+      <w:r>
+        <w:rPr>
+          <w:b/>
+          <w:bCs/>
+        </w:rPr>
+        <w:t xml:space="preserve">Probe:</w:t>
+      </w:r>
+      <w:r>
+        <w:t xml:space="preserve"> </w:t>
+      </w:r>
+      <w:r>
+        <w:rPr>
+          <w:i/>
+          <w:iCs/>
+        </w:rPr>
+        <w:t xml:space="preserve">Why a heap over a sorted list?</w:t>
+      </w:r>
+      <w:r>
+        <w:t xml:space="preserve"> </w:t>
+      </w:r>
+      <w:r>
+        <w:t xml:space="preserve">→ jobs arrive continuously; a heap</w:t>
+      </w:r>
+      <w:r>
+        <w:t xml:space="preserve"> </w:t>
+      </w:r>
+      <w:r>
+        <w:t xml:space="preserve">gives O(log n) insert and O(1) peek of the next due job.</w:t>
+      </w:r>
+      <w:r>
+        <w:t xml:space="preserve"> </w:t>
+      </w:r>
+      <w:r>
+        <w:rPr>
+          <w:i/>
+          <w:iCs/>
+        </w:rPr>
+        <w:t xml:space="preserve">How do you detect an</w:t>
+      </w:r>
+      <w:r>
+        <w:rPr>
+          <w:i/>
+          <w:iCs/>
+        </w:rPr>
+        <w:t xml:space="preserve"> </w:t>
+      </w:r>
+      <w:r>
+        <w:rPr>
+          <w:i/>
+          <w:iCs/>
+        </w:rPr>
+        <w:t xml:space="preserve">impossible dependency set?</w:t>
+      </w:r>
+      <w:r>
+        <w:t xml:space="preserve"> </w:t>
+      </w:r>
+      <w:r>
+        <w:t xml:space="preserve">→ a cycle in the DAG (topological sort fails / DFS</w:t>
+      </w:r>
+      <w:r>
+        <w:t xml:space="preserve"> </w:t>
+      </w:r>
+      <w:r>
+        <w:t xml:space="preserve">finds a back edge).</w:t>
+      </w:r>
+      <w:r>
+        <w:t xml:space="preserve"> </w:t>
+      </w:r>
+      <w:r>
+        <w:rPr>
+          <w:i/>
+          <w:iCs/>
+        </w:rPr>
+        <w:t xml:space="preserve">Delayed jobs?</w:t>
+      </w:r>
+      <w:r>
+        <w:t xml:space="preserve"> </w:t>
+      </w:r>
+      <w:r>
+        <w:t xml:space="preserve">→ key the heap by the future run-time and</w:t>
+      </w:r>
+      <w:r>
+        <w:t xml:space="preserve"> </w:t>
+      </w:r>
+      <w:r>
+        <w:t xml:space="preserve">sleep until the top’s time.</w:t>
+      </w:r>
+    </w:p>
     <w:bookmarkEnd w:id="18"/>
     <w:bookmarkStart w:id="19" w:name="memory-allocator-malloc"/>
     <w:p>
@@ -1216,6 +1842,102 @@
         <w:t xml:space="preserve">side.</w:t>
       </w:r>
     </w:p>
+    <w:p>
+      <w:pPr>
+        <w:pStyle w:val="Compact"/>
+        <w:numPr>
+          <w:ilvl w:val="0"/>
+          <w:numId w:val="1007"/>
+        </w:numPr>
+      </w:pPr>
+      <w:r>
+        <w:rPr>
+          <w:b/>
+          <w:bCs/>
+        </w:rPr>
+        <w:t xml:space="preserve">Probe:</w:t>
+      </w:r>
+      <w:r>
+        <w:t xml:space="preserve"> </w:t>
+      </w:r>
+      <w:r>
+        <w:rPr>
+          <w:i/>
+          <w:iCs/>
+        </w:rPr>
+        <w:t xml:space="preserve">First-fit vs best-fit?</w:t>
+      </w:r>
+      <w:r>
+        <w:t xml:space="preserve"> </w:t>
+      </w:r>
+      <w:r>
+        <w:t xml:space="preserve">→ first-fit is faster; best-fit wastes less</w:t>
+      </w:r>
+      <w:r>
+        <w:t xml:space="preserve"> </w:t>
+      </w:r>
+      <w:r>
+        <w:t xml:space="preserve">but scans more and can leave tiny unusable slivers.</w:t>
+      </w:r>
+      <w:r>
+        <w:t xml:space="preserve"> </w:t>
+      </w:r>
+      <w:r>
+        <w:rPr>
+          <w:i/>
+          <w:iCs/>
+        </w:rPr>
+        <w:t xml:space="preserve">Why coalesce on free?</w:t>
+      </w:r>
+      <w:r>
+        <w:t xml:space="preserve"> </w:t>
+      </w:r>
+      <w:r>
+        <w:t xml:space="preserve">→ to</w:t>
+      </w:r>
+      <w:r>
+        <w:t xml:space="preserve"> </w:t>
+      </w:r>
+      <w:r>
+        <w:t xml:space="preserve">fight external fragmentation by re-merging adjacent free blocks.</w:t>
+      </w:r>
+      <w:r>
+        <w:t xml:space="preserve"> </w:t>
+      </w:r>
+      <w:r>
+        <w:rPr>
+          <w:i/>
+          <w:iCs/>
+        </w:rPr>
+        <w:t xml:space="preserve">Why the buddy</w:t>
+      </w:r>
+      <w:r>
+        <w:rPr>
+          <w:i/>
+          <w:iCs/>
+        </w:rPr>
+        <w:t xml:space="preserve"> </w:t>
+      </w:r>
+      <w:r>
+        <w:rPr>
+          <w:i/>
+          <w:iCs/>
+        </w:rPr>
+        <w:t xml:space="preserve">system?</w:t>
+      </w:r>
+      <w:r>
+        <w:t xml:space="preserve"> </w:t>
+      </w:r>
+      <w:r>
+        <w:t xml:space="preserve">→ splitting/merging power-of-two blocks makes finding a buddy O(1) by</w:t>
+      </w:r>
+      <w:r>
+        <w:t xml:space="preserve"> </w:t>
+      </w:r>
+      <w:r>
+        <w:t xml:space="preserve">address arithmetic, at the cost of internal fragmentation.</w:t>
+      </w:r>
+    </w:p>
     <w:bookmarkEnd w:id="19"/>
     <w:bookmarkStart w:id="20" w:name="recommendation-engine"/>
     <w:p>
@@ -1362,13 +2084,532 @@
         <w:t xml:space="preserve">heap.</w:t>
       </w:r>
     </w:p>
+    <w:p>
+      <w:pPr>
+        <w:pStyle w:val="Compact"/>
+        <w:numPr>
+          <w:ilvl w:val="0"/>
+          <w:numId w:val="1008"/>
+        </w:numPr>
+      </w:pPr>
+      <w:r>
+        <w:rPr>
+          <w:b/>
+          <w:bCs/>
+        </w:rPr>
+        <w:t xml:space="preserve">Probe:</w:t>
+      </w:r>
+      <w:r>
+        <w:t xml:space="preserve"> </w:t>
+      </w:r>
+      <w:r>
+        <w:rPr>
+          <w:i/>
+          <w:iCs/>
+        </w:rPr>
+        <w:t xml:space="preserve">Why ANN instead of exact nearest neighbours?</w:t>
+      </w:r>
+      <w:r>
+        <w:t xml:space="preserve"> </w:t>
+      </w:r>
+      <w:r>
+        <w:t xml:space="preserve">→ exact search over</w:t>
+      </w:r>
+      <w:r>
+        <w:t xml:space="preserve"> </w:t>
+      </w:r>
+      <w:r>
+        <w:t xml:space="preserve">millions of vectors is too slow; ANN (HNSW/IVF) trades a little recall for huge</w:t>
+      </w:r>
+      <w:r>
+        <w:t xml:space="preserve"> </w:t>
+      </w:r>
+      <w:r>
+        <w:t xml:space="preserve">speed.</w:t>
+      </w:r>
+      <w:r>
+        <w:t xml:space="preserve"> </w:t>
+      </w:r>
+      <w:r>
+        <w:rPr>
+          <w:i/>
+          <w:iCs/>
+        </w:rPr>
+        <w:t xml:space="preserve">Cold-start?</w:t>
+      </w:r>
+      <w:r>
+        <w:t xml:space="preserve"> </w:t>
+      </w:r>
+      <w:r>
+        <w:t xml:space="preserve">→ new users/items have no interactions; fall back to</w:t>
+      </w:r>
+      <w:r>
+        <w:t xml:space="preserve"> </w:t>
+      </w:r>
+      <w:r>
+        <w:t xml:space="preserve">popularity or content features.</w:t>
+      </w:r>
+      <w:r>
+        <w:t xml:space="preserve"> </w:t>
+      </w:r>
+      <w:r>
+        <w:rPr>
+          <w:i/>
+          <w:iCs/>
+        </w:rPr>
+        <w:t xml:space="preserve">Why a heap for top-N?</w:t>
+      </w:r>
+      <w:r>
+        <w:t xml:space="preserve"> </w:t>
+      </w:r>
+      <w:r>
+        <w:t xml:space="preserve">→ same reason as the</w:t>
+      </w:r>
+      <w:r>
+        <w:t xml:space="preserve"> </w:t>
+      </w:r>
+      <w:r>
+        <w:t xml:space="preserve">search index — you want the N best scores, not a full sort.</w:t>
+      </w:r>
+    </w:p>
     <w:bookmarkEnd w:id="20"/>
-    <w:bookmarkStart w:id="21" w:name="mcqs"/>
+    <w:bookmarkStart w:id="21" w:name="X37a79bc0a4fc680ea53357161ecc58658ef200a"/>
     <w:p>
       <w:pPr>
         <w:pStyle w:val="Heading3"/>
       </w:pPr>
       <w:r>
+        <w:t xml:space="preserve">9. Rate Limiter (SEBI/GATE-relevant, OS + systems)</w:t>
+      </w:r>
+    </w:p>
+    <w:p>
+      <w:pPr>
+        <w:pStyle w:val="Compact"/>
+        <w:numPr>
+          <w:ilvl w:val="0"/>
+          <w:numId w:val="1009"/>
+        </w:numPr>
+      </w:pPr>
+      <w:r>
+        <w:rPr>
+          <w:b/>
+          <w:bCs/>
+        </w:rPr>
+        <w:t xml:space="preserve">DS:</w:t>
+      </w:r>
+      <w:r>
+        <w:t xml:space="preserve"> </w:t>
+      </w:r>
+      <w:r>
+        <w:rPr>
+          <w:b/>
+          <w:bCs/>
+        </w:rPr>
+        <w:t xml:space="preserve">queue / ring buffer</w:t>
+      </w:r>
+      <w:r>
+        <w:t xml:space="preserve"> </w:t>
+      </w:r>
+      <w:r>
+        <w:t xml:space="preserve">(sliding-window log) or two</w:t>
+      </w:r>
+      <w:r>
+        <w:t xml:space="preserve"> </w:t>
+      </w:r>
+      <w:r>
+        <w:rPr>
+          <w:b/>
+          <w:bCs/>
+        </w:rPr>
+        <w:t xml:space="preserve">counters</w:t>
+      </w:r>
+      <w:r>
+        <w:t xml:space="preserve"> </w:t>
+      </w:r>
+      <w:r>
+        <w:t xml:space="preserve">(token-bucket) (Module 4/5).</w:t>
+      </w:r>
+    </w:p>
+    <w:p>
+      <w:pPr>
+        <w:pStyle w:val="Compact"/>
+        <w:numPr>
+          <w:ilvl w:val="0"/>
+          <w:numId w:val="1009"/>
+        </w:numPr>
+      </w:pPr>
+      <w:r>
+        <w:rPr>
+          <w:b/>
+          <w:bCs/>
+        </w:rPr>
+        <w:t xml:space="preserve">Design:</w:t>
+      </w:r>
+      <w:r>
+        <w:t xml:space="preserve"> </w:t>
+      </w:r>
+      <w:r>
+        <w:rPr>
+          <w:i/>
+          <w:iCs/>
+        </w:rPr>
+        <w:t xml:space="preserve">token bucket</w:t>
+      </w:r>
+      <w:r>
+        <w:t xml:space="preserve"> </w:t>
+      </w:r>
+      <w:r>
+        <w:t xml:space="preserve">— refill tokens at a fixed rate up to a cap; each</w:t>
+      </w:r>
+      <w:r>
+        <w:t xml:space="preserve"> </w:t>
+      </w:r>
+      <w:r>
+        <w:t xml:space="preserve">request spends one token, reject when empty.</w:t>
+      </w:r>
+      <w:r>
+        <w:t xml:space="preserve"> </w:t>
+      </w:r>
+      <w:r>
+        <w:rPr>
+          <w:i/>
+          <w:iCs/>
+        </w:rPr>
+        <w:t xml:space="preserve">Sliding-window log</w:t>
+      </w:r>
+      <w:r>
+        <w:t xml:space="preserve"> </w:t>
+      </w:r>
+      <w:r>
+        <w:t xml:space="preserve">— keep request</w:t>
+      </w:r>
+      <w:r>
+        <w:t xml:space="preserve"> </w:t>
+      </w:r>
+      <w:r>
+        <w:t xml:space="preserve">timestamps in a queue, drop those older than the window, allow if the count is</w:t>
+      </w:r>
+      <w:r>
+        <w:t xml:space="preserve"> </w:t>
+      </w:r>
+      <w:r>
+        <w:t xml:space="preserve">under the limit. All operations</w:t>
+      </w:r>
+      <w:r>
+        <w:t xml:space="preserve"> </w:t>
+      </w:r>
+      <w:r>
+        <w:rPr>
+          <w:b/>
+          <w:bCs/>
+        </w:rPr>
+        <w:t xml:space="preserve">O(1)</w:t>
+      </w:r>
+      <w:r>
+        <w:t xml:space="preserve"> </w:t>
+      </w:r>
+      <w:r>
+        <w:t xml:space="preserve">amortized.</w:t>
+      </w:r>
+    </w:p>
+    <w:p>
+      <w:pPr>
+        <w:pStyle w:val="Compact"/>
+        <w:numPr>
+          <w:ilvl w:val="0"/>
+          <w:numId w:val="1009"/>
+        </w:numPr>
+      </w:pPr>
+      <w:r>
+        <w:rPr>
+          <w:b/>
+          <w:bCs/>
+        </w:rPr>
+        <w:t xml:space="preserve">Probe:</w:t>
+      </w:r>
+      <w:r>
+        <w:t xml:space="preserve"> </w:t>
+      </w:r>
+      <w:r>
+        <w:rPr>
+          <w:i/>
+          <w:iCs/>
+        </w:rPr>
+        <w:t xml:space="preserve">Token bucket vs fixed window?</w:t>
+      </w:r>
+      <w:r>
+        <w:t xml:space="preserve"> </w:t>
+      </w:r>
+      <w:r>
+        <w:t xml:space="preserve">→ fixed windows allow bursts at the</w:t>
+      </w:r>
+      <w:r>
+        <w:t xml:space="preserve"> </w:t>
+      </w:r>
+      <w:r>
+        <w:t xml:space="preserve">boundary; token bucket smooths the rate.</w:t>
+      </w:r>
+      <w:r>
+        <w:t xml:space="preserve"> </w:t>
+      </w:r>
+      <w:r>
+        <w:rPr>
+          <w:i/>
+          <w:iCs/>
+        </w:rPr>
+        <w:t xml:space="preserve">Memory of the log approach?</w:t>
+      </w:r>
+      <w:r>
+        <w:t xml:space="preserve"> </w:t>
+      </w:r>
+      <w:r>
+        <w:t xml:space="preserve">→ grows</w:t>
+      </w:r>
+      <w:r>
+        <w:t xml:space="preserve"> </w:t>
+      </w:r>
+      <w:r>
+        <w:t xml:space="preserve">with requests in the window; the counter/bucket approach is O(1) space.</w:t>
+      </w:r>
+      <w:r>
+        <w:t xml:space="preserve"> </w:t>
+      </w:r>
+      <w:r>
+        <w:rPr>
+          <w:i/>
+          <w:iCs/>
+        </w:rPr>
+        <w:t xml:space="preserve">Exercises:</w:t>
+      </w:r>
+      <w:r>
+        <w:t xml:space="preserve"> </w:t>
+      </w:r>
+      <w:r>
+        <w:t xml:space="preserve">queues, amortized analysis — a favourite OS/networks exam topic.</w:t>
+      </w:r>
+    </w:p>
+    <w:bookmarkEnd w:id="21"/>
+    <w:bookmarkStart w:id="22" w:name="spell-checker-dictionary-gate-strings-dp"/>
+    <w:p>
+      <w:pPr>
+        <w:pStyle w:val="Heading3"/>
+      </w:pPr>
+      <w:r>
+        <w:t xml:space="preserve">10. Spell Checker / Dictionary (GATE strings + DP)</w:t>
+      </w:r>
+    </w:p>
+    <w:p>
+      <w:pPr>
+        <w:pStyle w:val="Compact"/>
+        <w:numPr>
+          <w:ilvl w:val="0"/>
+          <w:numId w:val="1010"/>
+        </w:numPr>
+      </w:pPr>
+      <w:r>
+        <w:rPr>
+          <w:b/>
+          <w:bCs/>
+        </w:rPr>
+        <w:t xml:space="preserve">DS:</w:t>
+      </w:r>
+      <w:r>
+        <w:t xml:space="preserve"> </w:t>
+      </w:r>
+      <w:r>
+        <w:rPr>
+          <w:b/>
+          <w:bCs/>
+        </w:rPr>
+        <w:t xml:space="preserve">hash set</w:t>
+      </w:r>
+      <w:r>
+        <w:t xml:space="preserve"> </w:t>
+      </w:r>
+      <w:r>
+        <w:t xml:space="preserve">(membership) +</w:t>
+      </w:r>
+      <w:r>
+        <w:t xml:space="preserve"> </w:t>
+      </w:r>
+      <w:r>
+        <w:rPr>
+          <w:b/>
+          <w:bCs/>
+        </w:rPr>
+        <w:t xml:space="preserve">BK-tree</w:t>
+      </w:r>
+      <w:r>
+        <w:t xml:space="preserve"> </w:t>
+      </w:r>
+      <w:r>
+        <w:t xml:space="preserve">or</w:t>
+      </w:r>
+      <w:r>
+        <w:t xml:space="preserve"> </w:t>
+      </w:r>
+      <w:r>
+        <w:rPr>
+          <w:b/>
+          <w:bCs/>
+        </w:rPr>
+        <w:t xml:space="preserve">Trie + edit-distance DP</w:t>
+      </w:r>
+      <w:r>
+        <w:t xml:space="preserve"> </w:t>
+      </w:r>
+      <w:r>
+        <w:t xml:space="preserve">for suggestions (Module 3/7/14).</w:t>
+      </w:r>
+    </w:p>
+    <w:p>
+      <w:pPr>
+        <w:pStyle w:val="Compact"/>
+        <w:numPr>
+          <w:ilvl w:val="0"/>
+          <w:numId w:val="1010"/>
+        </w:numPr>
+      </w:pPr>
+      <w:r>
+        <w:rPr>
+          <w:b/>
+          <w:bCs/>
+        </w:rPr>
+        <w:t xml:space="preserve">Design:</w:t>
+      </w:r>
+      <w:r>
+        <w:t xml:space="preserve"> </w:t>
+      </w:r>
+      <w:r>
+        <w:t xml:space="preserve">store the dictionary in a hash set for O(1)</w:t>
+      </w:r>
+      <w:r>
+        <w:t xml:space="preserve"> </w:t>
+      </w:r>
+      <w:r>
+        <w:t xml:space="preserve">“is this a word?”</w:t>
+      </w:r>
+      <w:r>
+        <w:t xml:space="preserve">; for a</w:t>
+      </w:r>
+      <w:r>
+        <w:t xml:space="preserve"> </w:t>
+      </w:r>
+      <w:r>
+        <w:t xml:space="preserve">misspelling, generate candidates within edit distance ≤ 2 and rank by frequency.</w:t>
+      </w:r>
+      <w:r>
+        <w:t xml:space="preserve"> </w:t>
+      </w:r>
+      <w:r>
+        <w:t xml:space="preserve">A</w:t>
+      </w:r>
+      <w:r>
+        <w:t xml:space="preserve"> </w:t>
+      </w:r>
+      <w:r>
+        <w:rPr>
+          <w:b/>
+          <w:bCs/>
+        </w:rPr>
+        <w:t xml:space="preserve">BK-tree</w:t>
+      </w:r>
+      <w:r>
+        <w:t xml:space="preserve"> </w:t>
+      </w:r>
+      <w:r>
+        <w:t xml:space="preserve">prunes the search using the triangle inequality on edit distance.</w:t>
+      </w:r>
+    </w:p>
+    <w:p>
+      <w:pPr>
+        <w:pStyle w:val="Compact"/>
+        <w:numPr>
+          <w:ilvl w:val="0"/>
+          <w:numId w:val="1010"/>
+        </w:numPr>
+      </w:pPr>
+      <w:r>
+        <w:rPr>
+          <w:b/>
+          <w:bCs/>
+        </w:rPr>
+        <w:t xml:space="preserve">Probe:</w:t>
+      </w:r>
+      <w:r>
+        <w:t xml:space="preserve"> </w:t>
+      </w:r>
+      <w:r>
+        <w:rPr>
+          <w:i/>
+          <w:iCs/>
+        </w:rPr>
+        <w:t xml:space="preserve">Why edit distance?</w:t>
+      </w:r>
+      <w:r>
+        <w:t xml:space="preserve"> </w:t>
+      </w:r>
+      <w:r>
+        <w:t xml:space="preserve">→ it models insert/delete/substitute typos as a</w:t>
+      </w:r>
+      <w:r>
+        <w:t xml:space="preserve"> </w:t>
+      </w:r>
+      <w:r>
+        <w:t xml:space="preserve">classic DP (Module 14).</w:t>
+      </w:r>
+      <w:r>
+        <w:t xml:space="preserve"> </w:t>
+      </w:r>
+      <w:r>
+        <w:rPr>
+          <w:i/>
+          <w:iCs/>
+        </w:rPr>
+        <w:t xml:space="preserve">Why a BK-tree over brute force?</w:t>
+      </w:r>
+      <w:r>
+        <w:t xml:space="preserve"> </w:t>
+      </w:r>
+      <w:r>
+        <w:t xml:space="preserve">→ it avoids scoring</w:t>
+      </w:r>
+      <w:r>
+        <w:t xml:space="preserve"> </w:t>
+      </w:r>
+      <w:r>
+        <w:t xml:space="preserve">every dictionary word by pruning on the metric.</w:t>
+      </w:r>
+      <w:r>
+        <w:t xml:space="preserve"> </w:t>
+      </w:r>
+      <w:r>
+        <w:rPr>
+          <w:i/>
+          <w:iCs/>
+        </w:rPr>
+        <w:t xml:space="preserve">Exercises:</w:t>
+      </w:r>
+      <w:r>
+        <w:t xml:space="preserve"> </w:t>
+      </w:r>
+      <w:r>
+        <w:t xml:space="preserve">the edit-distance</w:t>
+      </w:r>
+      <w:r>
+        <w:t xml:space="preserve"> </w:t>
+      </w:r>
+      <w:r>
+        <w:t xml:space="preserve">DP that GATE tests directly.</w:t>
+      </w:r>
+    </w:p>
+    <w:bookmarkEnd w:id="22"/>
+    <w:bookmarkStart w:id="23" w:name="mcqs"/>
+    <w:p>
+      <w:pPr>
+        <w:pStyle w:val="Heading3"/>
+      </w:pPr>
+      <w:r>
         <w:t xml:space="preserve">MCQs</w:t>
       </w:r>
     </w:p>
@@ -1377,7 +2618,7 @@
         <w:pStyle w:val="Compact"/>
         <w:numPr>
           <w:ilvl w:val="0"/>
-          <w:numId w:val="1009"/>
+          <w:numId w:val="1011"/>
         </w:numPr>
       </w:pPr>
       <w:r>
@@ -1402,7 +2643,7 @@
         <w:pStyle w:val="Compact"/>
         <w:numPr>
           <w:ilvl w:val="0"/>
-          <w:numId w:val="1009"/>
+          <w:numId w:val="1011"/>
         </w:numPr>
       </w:pPr>
       <w:r>
@@ -1430,7 +2671,7 @@
         <w:pStyle w:val="Compact"/>
         <w:numPr>
           <w:ilvl w:val="0"/>
-          <w:numId w:val="1009"/>
+          <w:numId w:val="1011"/>
         </w:numPr>
       </w:pPr>
       <w:r>
@@ -1458,7 +2699,7 @@
         <w:pStyle w:val="Compact"/>
         <w:numPr>
           <w:ilvl w:val="0"/>
-          <w:numId w:val="1009"/>
+          <w:numId w:val="1011"/>
         </w:numPr>
       </w:pPr>
       <w:r>
@@ -1476,6 +2717,154 @@
       </w:r>
       <w:r>
         <w:t xml:space="preserve">.</w:t>
+      </w:r>
+    </w:p>
+    <w:p>
+      <w:pPr>
+        <w:pStyle w:val="Compact"/>
+        <w:numPr>
+          <w:ilvl w:val="0"/>
+          <w:numId w:val="1011"/>
+        </w:numPr>
+      </w:pPr>
+      <w:r>
+        <w:t xml:space="preserve">Rate limiter that smooths bursts uses? →</w:t>
+      </w:r>
+      <w:r>
+        <w:t xml:space="preserve"> </w:t>
+      </w:r>
+      <w:r>
+        <w:rPr>
+          <w:b/>
+          <w:bCs/>
+        </w:rPr>
+        <w:t xml:space="preserve">token bucket</w:t>
+      </w:r>
+      <w:r>
+        <w:t xml:space="preserve"> </w:t>
+      </w:r>
+      <w:r>
+        <w:t xml:space="preserve">(refill at a fixed</w:t>
+      </w:r>
+      <w:r>
+        <w:t xml:space="preserve"> </w:t>
+      </w:r>
+      <w:r>
+        <w:t xml:space="preserve">rate).</w:t>
+      </w:r>
+    </w:p>
+    <w:p>
+      <w:pPr>
+        <w:pStyle w:val="Compact"/>
+        <w:numPr>
+          <w:ilvl w:val="0"/>
+          <w:numId w:val="1011"/>
+        </w:numPr>
+      </w:pPr>
+      <w:r>
+        <w:t xml:space="preserve">Spell-checker suggestions rank candidates within a small</w:t>
+      </w:r>
+      <w:r>
+        <w:t xml:space="preserve"> </w:t>
+      </w:r>
+      <w:r>
+        <w:rPr>
+          <w:b/>
+          <w:bCs/>
+        </w:rPr>
+        <w:t xml:space="preserve">edit distance</w:t>
+      </w:r>
+      <w:r>
+        <w:t xml:space="preserve"> </w:t>
+      </w:r>
+      <w:r>
+        <w:t xml:space="preserve">—</w:t>
+      </w:r>
+      <w:r>
+        <w:t xml:space="preserve"> </w:t>
+      </w:r>
+      <w:r>
+        <w:t xml:space="preserve">which paradigm computes edit distance? →</w:t>
+      </w:r>
+      <w:r>
+        <w:t xml:space="preserve"> </w:t>
+      </w:r>
+      <w:r>
+        <w:rPr>
+          <w:b/>
+          <w:bCs/>
+        </w:rPr>
+        <w:t xml:space="preserve">dynamic programming</w:t>
+      </w:r>
+      <w:r>
+        <w:t xml:space="preserve">.</w:t>
+      </w:r>
+    </w:p>
+    <w:p>
+      <w:pPr>
+        <w:pStyle w:val="Compact"/>
+        <w:numPr>
+          <w:ilvl w:val="0"/>
+          <w:numId w:val="1011"/>
+        </w:numPr>
+      </w:pPr>
+      <w:r>
+        <w:t xml:space="preserve">Search-engine top-N ranking of many scored docs uses a? →</w:t>
+      </w:r>
+      <w:r>
+        <w:t xml:space="preserve"> </w:t>
+      </w:r>
+      <w:r>
+        <w:rPr>
+          <w:b/>
+          <w:bCs/>
+        </w:rPr>
+        <w:t xml:space="preserve">size-N heap</w:t>
+      </w:r>
+      <w:r>
+        <w:t xml:space="preserve">.</w:t>
+      </w:r>
+    </w:p>
+    <w:p>
+      <w:pPr>
+        <w:pStyle w:val="Compact"/>
+        <w:numPr>
+          <w:ilvl w:val="0"/>
+          <w:numId w:val="1011"/>
+        </w:numPr>
+      </w:pPr>
+      <w:r>
+        <w:t xml:space="preserve">Detecting an impossible job-dependency set means finding a? →</w:t>
+      </w:r>
+      <w:r>
+        <w:t xml:space="preserve"> </w:t>
+      </w:r>
+      <w:r>
+        <w:rPr>
+          <w:b/>
+          <w:bCs/>
+        </w:rPr>
+        <w:t xml:space="preserve">cycle in the</w:t>
+      </w:r>
+      <w:r>
+        <w:rPr>
+          <w:b/>
+          <w:bCs/>
+        </w:rPr>
+        <w:t xml:space="preserve"> </w:t>
+      </w:r>
+      <w:r>
+        <w:rPr>
+          <w:b/>
+          <w:bCs/>
+        </w:rPr>
+        <w:t xml:space="preserve">DAG</w:t>
+      </w:r>
+      <w:r>
+        <w:t xml:space="preserve"> </w:t>
+      </w:r>
+      <w:r>
+        <w:t xml:space="preserve">(topological sort fails).</w:t>
       </w:r>
     </w:p>
     <w:p>
@@ -1485,14 +2874,599 @@
         </w:pict>
       </w:r>
     </w:p>
-    <w:bookmarkEnd w:id="21"/>
-    <w:bookmarkEnd w:id="22"/>
-    <w:bookmarkStart w:id="23" w:name="how-to-approach-a-project"/>
+    <w:bookmarkEnd w:id="23"/>
+    <w:bookmarkEnd w:id="24"/>
+    <w:bookmarkStart w:id="25" w:name="Xac1cfcb7941a80b1e4955ae9363bfb7a7f95362"/>
     <w:p>
       <w:pPr>
         <w:pStyle w:val="Heading2"/>
       </w:pPr>
       <w:r>
+        <w:t xml:space="preserve">25.2a Rubric — Score Your Own Project (before you show it)</w:t>
+      </w:r>
+    </w:p>
+    <w:p>
+      <w:pPr>
+        <w:pStyle w:val="FirstParagraph"/>
+      </w:pPr>
+      <w:r>
+        <w:t xml:space="preserve">Rate each project</w:t>
+      </w:r>
+      <w:r>
+        <w:t xml:space="preserve"> </w:t>
+      </w:r>
+      <w:r>
+        <w:rPr>
+          <w:b/>
+          <w:bCs/>
+        </w:rPr>
+        <w:t xml:space="preserve">0 / 1 / 2</w:t>
+      </w:r>
+      <w:r>
+        <w:t xml:space="preserve"> </w:t>
+      </w:r>
+      <w:r>
+        <w:t xml:space="preserve">(missing / partial / solid). Aim for</w:t>
+      </w:r>
+      <w:r>
+        <w:t xml:space="preserve"> </w:t>
+      </w:r>
+      <w:r>
+        <w:rPr>
+          <w:b/>
+          <w:bCs/>
+        </w:rPr>
+        <w:t xml:space="preserve">12+/16</w:t>
+      </w:r>
+      <w:r>
+        <w:t xml:space="preserve"> </w:t>
+      </w:r>
+      <w:r>
+        <w:t xml:space="preserve">before you put it on a resume or bring it to an interview.</w:t>
+      </w:r>
+    </w:p>
+    <w:tbl>
+      <w:tblPr>
+        <w:tblStyle w:val="Table"/>
+        <w:tblW w:type="pct" w:w="5000"/>
+        <w:tblLayout w:type="fixed"/>
+        <w:tblLook w:firstRow="1" w:lastRow="0" w:firstColumn="0" w:lastColumn="0" w:noHBand="0" w:noVBand="0" w:val="0020"/>
+      </w:tblPr>
+      <w:tblGrid>
+        <w:gridCol w:w="1980"/>
+        <w:gridCol w:w="1980"/>
+        <w:gridCol w:w="1980"/>
+        <w:gridCol w:w="1980"/>
+      </w:tblGrid>
+      <w:tr>
+        <w:trPr>
+          <w:tblHeader w:val="on"/>
+        </w:trPr>
+        <w:tc>
+          <w:tcPr/>
+          <w:p>
+            <w:pPr>
+              <w:pStyle w:val="Compact"/>
+            </w:pPr>
+            <w:r>
+              <w:t xml:space="preserve">Criterion</w:t>
+            </w:r>
+          </w:p>
+        </w:tc>
+        <w:tc>
+          <w:tcPr/>
+          <w:p>
+            <w:pPr>
+              <w:pStyle w:val="Compact"/>
+            </w:pPr>
+            <w:r>
+              <w:t xml:space="preserve">0</w:t>
+            </w:r>
+          </w:p>
+        </w:tc>
+        <w:tc>
+          <w:tcPr/>
+          <w:p>
+            <w:pPr>
+              <w:pStyle w:val="Compact"/>
+            </w:pPr>
+            <w:r>
+              <w:t xml:space="preserve">1</w:t>
+            </w:r>
+          </w:p>
+        </w:tc>
+        <w:tc>
+          <w:tcPr/>
+          <w:p>
+            <w:pPr>
+              <w:pStyle w:val="Compact"/>
+            </w:pPr>
+            <w:r>
+              <w:t xml:space="preserve">2</w:t>
+            </w:r>
+          </w:p>
+        </w:tc>
+      </w:tr>
+      <w:tr>
+        <w:tc>
+          <w:tcPr/>
+          <w:p>
+            <w:pPr>
+              <w:pStyle w:val="Compact"/>
+            </w:pPr>
+            <w:r>
+              <w:rPr>
+                <w:b/>
+                <w:bCs/>
+              </w:rPr>
+              <w:t xml:space="preserve">Correctness</w:t>
+            </w:r>
+          </w:p>
+        </w:tc>
+        <w:tc>
+          <w:tcPr/>
+          <w:p>
+            <w:pPr>
+              <w:pStyle w:val="Compact"/>
+            </w:pPr>
+            <w:r>
+              <w:t xml:space="preserve">crashes / wrong output</w:t>
+            </w:r>
+          </w:p>
+        </w:tc>
+        <w:tc>
+          <w:tcPr/>
+          <w:p>
+            <w:pPr>
+              <w:pStyle w:val="Compact"/>
+            </w:pPr>
+            <w:r>
+              <w:t xml:space="preserve">happy path only</w:t>
+            </w:r>
+          </w:p>
+        </w:tc>
+        <w:tc>
+          <w:tcPr/>
+          <w:p>
+            <w:pPr>
+              <w:pStyle w:val="Compact"/>
+            </w:pPr>
+            <w:r>
+              <w:t xml:space="preserve">happy path + edge cases pass</w:t>
+            </w:r>
+          </w:p>
+        </w:tc>
+      </w:tr>
+      <w:tr>
+        <w:tc>
+          <w:tcPr/>
+          <w:p>
+            <w:pPr>
+              <w:pStyle w:val="Compact"/>
+            </w:pPr>
+            <w:r>
+              <w:rPr>
+                <w:b/>
+                <w:bCs/>
+              </w:rPr>
+              <w:t xml:space="preserve">Right data structure</w:t>
+            </w:r>
+          </w:p>
+        </w:tc>
+        <w:tc>
+          <w:tcPr/>
+          <w:p>
+            <w:pPr>
+              <w:pStyle w:val="Compact"/>
+            </w:pPr>
+            <w:r>
+              <w:t xml:space="preserve">unjustified choice</w:t>
+            </w:r>
+          </w:p>
+        </w:tc>
+        <w:tc>
+          <w:tcPr/>
+          <w:p>
+            <w:pPr>
+              <w:pStyle w:val="Compact"/>
+            </w:pPr>
+            <w:r>
+              <w:t xml:space="preserve">works but suboptimal</w:t>
+            </w:r>
+          </w:p>
+        </w:tc>
+        <w:tc>
+          <w:tcPr/>
+          <w:p>
+            <w:pPr>
+              <w:pStyle w:val="Compact"/>
+            </w:pPr>
+            <w:r>
+              <w:t xml:space="preserve">optimal + you can defend it</w:t>
+            </w:r>
+          </w:p>
+        </w:tc>
+      </w:tr>
+      <w:tr>
+        <w:tc>
+          <w:tcPr/>
+          <w:p>
+            <w:pPr>
+              <w:pStyle w:val="Compact"/>
+            </w:pPr>
+            <w:r>
+              <w:rPr>
+                <w:b/>
+                <w:bCs/>
+              </w:rPr>
+              <w:t xml:space="preserve">Complexity stated</w:t>
+            </w:r>
+          </w:p>
+        </w:tc>
+        <w:tc>
+          <w:tcPr/>
+          <w:p>
+            <w:pPr>
+              <w:pStyle w:val="Compact"/>
+            </w:pPr>
+            <w:r>
+              <w:t xml:space="preserve">unknown</w:t>
+            </w:r>
+          </w:p>
+        </w:tc>
+        <w:tc>
+          <w:tcPr/>
+          <w:p>
+            <w:pPr>
+              <w:pStyle w:val="Compact"/>
+            </w:pPr>
+            <w:r>
+              <w:t xml:space="preserve">rough guess</w:t>
+            </w:r>
+          </w:p>
+        </w:tc>
+        <w:tc>
+          <w:tcPr/>
+          <w:p>
+            <w:pPr>
+              <w:pStyle w:val="Compact"/>
+            </w:pPr>
+            <w:r>
+              <w:t xml:space="preserve">time</w:t>
+            </w:r>
+            <w:r>
+              <w:t xml:space="preserve"> </w:t>
+            </w:r>
+            <w:r>
+              <w:rPr>
+                <w:b/>
+                <w:bCs/>
+              </w:rPr>
+              <w:t xml:space="preserve">and</w:t>
+            </w:r>
+            <w:r>
+              <w:t xml:space="preserve"> </w:t>
+            </w:r>
+            <w:r>
+              <w:t xml:space="preserve">space, per operation</w:t>
+            </w:r>
+          </w:p>
+        </w:tc>
+      </w:tr>
+      <w:tr>
+        <w:tc>
+          <w:tcPr/>
+          <w:p>
+            <w:pPr>
+              <w:pStyle w:val="Compact"/>
+            </w:pPr>
+            <w:r>
+              <w:rPr>
+                <w:b/>
+                <w:bCs/>
+              </w:rPr>
+              <w:t xml:space="preserve">Edge cases</w:t>
+            </w:r>
+          </w:p>
+        </w:tc>
+        <w:tc>
+          <w:tcPr/>
+          <w:p>
+            <w:pPr>
+              <w:pStyle w:val="Compact"/>
+            </w:pPr>
+            <w:r>
+              <w:t xml:space="preserve">none handled</w:t>
+            </w:r>
+          </w:p>
+        </w:tc>
+        <w:tc>
+          <w:tcPr/>
+          <w:p>
+            <w:pPr>
+              <w:pStyle w:val="Compact"/>
+            </w:pPr>
+            <w:r>
+              <w:t xml:space="preserve">some</w:t>
+            </w:r>
+          </w:p>
+        </w:tc>
+        <w:tc>
+          <w:tcPr/>
+          <w:p>
+            <w:pPr>
+              <w:pStyle w:val="Compact"/>
+            </w:pPr>
+            <w:r>
+              <w:t xml:space="preserve">empty / full / duplicate / overflow</w:t>
+            </w:r>
+          </w:p>
+        </w:tc>
+      </w:tr>
+      <w:tr>
+        <w:tc>
+          <w:tcPr/>
+          <w:p>
+            <w:pPr>
+              <w:pStyle w:val="Compact"/>
+            </w:pPr>
+            <w:r>
+              <w:rPr>
+                <w:b/>
+                <w:bCs/>
+              </w:rPr>
+              <w:t xml:space="preserve">Tests</w:t>
+            </w:r>
+          </w:p>
+        </w:tc>
+        <w:tc>
+          <w:tcPr/>
+          <w:p>
+            <w:pPr>
+              <w:pStyle w:val="Compact"/>
+            </w:pPr>
+            <w:r>
+              <w:t xml:space="preserve">none</w:t>
+            </w:r>
+          </w:p>
+        </w:tc>
+        <w:tc>
+          <w:tcPr/>
+          <w:p>
+            <w:pPr>
+              <w:pStyle w:val="Compact"/>
+            </w:pPr>
+            <w:r>
+              <w:t xml:space="preserve">a few asserts</w:t>
+            </w:r>
+          </w:p>
+        </w:tc>
+        <w:tc>
+          <w:tcPr/>
+          <w:p>
+            <w:pPr>
+              <w:pStyle w:val="Compact"/>
+            </w:pPr>
+            <w:r>
+              <w:t xml:space="preserve">unit + one stress/randomized test</w:t>
+            </w:r>
+          </w:p>
+        </w:tc>
+      </w:tr>
+      <w:tr>
+        <w:tc>
+          <w:tcPr/>
+          <w:p>
+            <w:pPr>
+              <w:pStyle w:val="Compact"/>
+            </w:pPr>
+            <w:r>
+              <w:rPr>
+                <w:b/>
+                <w:bCs/>
+              </w:rPr>
+              <w:t xml:space="preserve">API design</w:t>
+            </w:r>
+          </w:p>
+        </w:tc>
+        <w:tc>
+          <w:tcPr/>
+          <w:p>
+            <w:pPr>
+              <w:pStyle w:val="Compact"/>
+            </w:pPr>
+            <w:r>
+              <w:t xml:space="preserve">ad-hoc</w:t>
+            </w:r>
+          </w:p>
+        </w:tc>
+        <w:tc>
+          <w:tcPr/>
+          <w:p>
+            <w:pPr>
+              <w:pStyle w:val="Compact"/>
+            </w:pPr>
+            <w:r>
+              <w:t xml:space="preserve">usable</w:t>
+            </w:r>
+          </w:p>
+        </w:tc>
+        <w:tc>
+          <w:tcPr/>
+          <w:p>
+            <w:pPr>
+              <w:pStyle w:val="Compact"/>
+            </w:pPr>
+            <w:r>
+              <w:t xml:space="preserve">clean, minimal, documented</w:t>
+            </w:r>
+          </w:p>
+        </w:tc>
+      </w:tr>
+      <w:tr>
+        <w:tc>
+          <w:tcPr/>
+          <w:p>
+            <w:pPr>
+              <w:pStyle w:val="Compact"/>
+            </w:pPr>
+            <w:r>
+              <w:rPr>
+                <w:b/>
+                <w:bCs/>
+              </w:rPr>
+              <w:t xml:space="preserve">README / talking points</w:t>
+            </w:r>
+          </w:p>
+        </w:tc>
+        <w:tc>
+          <w:tcPr/>
+          <w:p>
+            <w:pPr>
+              <w:pStyle w:val="Compact"/>
+            </w:pPr>
+            <w:r>
+              <w:t xml:space="preserve">none</w:t>
+            </w:r>
+          </w:p>
+        </w:tc>
+        <w:tc>
+          <w:tcPr/>
+          <w:p>
+            <w:pPr>
+              <w:pStyle w:val="Compact"/>
+            </w:pPr>
+            <w:r>
+              <w:t xml:space="preserve">what it does</w:t>
+            </w:r>
+          </w:p>
+        </w:tc>
+        <w:tc>
+          <w:tcPr/>
+          <w:p>
+            <w:pPr>
+              <w:pStyle w:val="Compact"/>
+            </w:pPr>
+            <w:r>
+              <w:t xml:space="preserve">design + DS</w:t>
+            </w:r>
+            <w:r>
+              <w:t xml:space="preserve"> </w:t>
+            </w:r>
+            <w:r>
+              <w:rPr>
+                <w:i/>
+                <w:iCs/>
+              </w:rPr>
+              <w:t xml:space="preserve">why</w:t>
+            </w:r>
+            <w:r>
+              <w:t xml:space="preserve"> </w:t>
+            </w:r>
+            <w:r>
+              <w:t xml:space="preserve">+ scaling notes</w:t>
+            </w:r>
+          </w:p>
+        </w:tc>
+      </w:tr>
+      <w:tr>
+        <w:tc>
+          <w:tcPr/>
+          <w:p>
+            <w:pPr>
+              <w:pStyle w:val="Compact"/>
+            </w:pPr>
+            <w:r>
+              <w:rPr>
+                <w:b/>
+                <w:bCs/>
+              </w:rPr>
+              <w:t xml:space="preserve">Scaling story</w:t>
+            </w:r>
+          </w:p>
+        </w:tc>
+        <w:tc>
+          <w:tcPr/>
+          <w:p>
+            <w:pPr>
+              <w:pStyle w:val="Compact"/>
+            </w:pPr>
+            <w:r>
+              <w:t xml:space="preserve">none</w:t>
+            </w:r>
+          </w:p>
+        </w:tc>
+        <w:tc>
+          <w:tcPr/>
+          <w:p>
+            <w:pPr>
+              <w:pStyle w:val="Compact"/>
+            </w:pPr>
+            <w:r>
+              <w:t xml:space="preserve">“add a cache”</w:t>
+            </w:r>
+          </w:p>
+        </w:tc>
+        <w:tc>
+          <w:tcPr/>
+          <w:p>
+            <w:pPr>
+              <w:pStyle w:val="Compact"/>
+            </w:pPr>
+            <w:r>
+              <w:t xml:space="preserve">concrete: sharding / concurrency / limits</w:t>
+            </w:r>
+          </w:p>
+        </w:tc>
+      </w:tr>
+    </w:tbl>
+    <w:p>
+      <w:pPr>
+        <w:pStyle w:val="BlockText"/>
+      </w:pPr>
+      <w:r>
+        <w:rPr>
+          <w:b/>
+          <w:bCs/>
+        </w:rPr>
+        <w:t xml:space="preserve">Memory hook:</w:t>
+      </w:r>
+      <w:r>
+        <w:t xml:space="preserve"> </w:t>
+      </w:r>
+      <w:r>
+        <w:t xml:space="preserve">an interviewer scores the</w:t>
+      </w:r>
+      <w:r>
+        <w:t xml:space="preserve"> </w:t>
+      </w:r>
+      <w:r>
+        <w:rPr>
+          <w:b/>
+          <w:bCs/>
+        </w:rPr>
+        <w:t xml:space="preserve">same eight things</w:t>
+      </w:r>
+      <w:r>
+        <w:t xml:space="preserve"> </w:t>
+      </w:r>
+      <w:r>
+        <w:t xml:space="preserve">— grade</w:t>
+      </w:r>
+      <w:r>
+        <w:t xml:space="preserve"> </w:t>
+      </w:r>
+      <w:r>
+        <w:t xml:space="preserve">yourself first, then close the gaps. A 2/2 README is your interview script.</w:t>
+      </w:r>
+    </w:p>
+    <w:bookmarkEnd w:id="25"/>
+    <w:bookmarkStart w:id="26" w:name="how-to-approach-a-project"/>
+    <w:p>
+      <w:pPr>
+        <w:pStyle w:val="Heading2"/>
+      </w:pPr>
+      <w:r>
         <w:t xml:space="preserve">25.3 How to Approach a Project</w:t>
       </w:r>
     </w:p>
@@ -1501,7 +3475,7 @@
         <w:pStyle w:val="Compact"/>
         <w:numPr>
           <w:ilvl w:val="0"/>
-          <w:numId w:val="1010"/>
+          <w:numId w:val="1012"/>
         </w:numPr>
       </w:pPr>
       <w:r>
@@ -1556,7 +3530,7 @@
         <w:pStyle w:val="Compact"/>
         <w:numPr>
           <w:ilvl w:val="0"/>
-          <w:numId w:val="1010"/>
+          <w:numId w:val="1012"/>
         </w:numPr>
       </w:pPr>
       <w:r>
@@ -1578,7 +3552,7 @@
         <w:pStyle w:val="Compact"/>
         <w:numPr>
           <w:ilvl w:val="0"/>
-          <w:numId w:val="1010"/>
+          <w:numId w:val="1012"/>
         </w:numPr>
       </w:pPr>
       <w:r>
@@ -1613,7 +3587,7 @@
         <w:pStyle w:val="Compact"/>
         <w:numPr>
           <w:ilvl w:val="0"/>
-          <w:numId w:val="1010"/>
+          <w:numId w:val="1012"/>
         </w:numPr>
       </w:pPr>
       <w:r>
@@ -1635,7 +3609,7 @@
         <w:pStyle w:val="Compact"/>
         <w:numPr>
           <w:ilvl w:val="0"/>
-          <w:numId w:val="1010"/>
+          <w:numId w:val="1012"/>
         </w:numPr>
       </w:pPr>
       <w:r>
@@ -1675,8 +3649,8 @@
         </w:pict>
       </w:r>
     </w:p>
-    <w:bookmarkEnd w:id="23"/>
-    <w:bookmarkStart w:id="24" w:name="module-25-concept-review-one-page"/>
+    <w:bookmarkEnd w:id="26"/>
+    <w:bookmarkStart w:id="27" w:name="module-25-concept-review-one-page"/>
     <w:p>
       <w:pPr>
         <w:pStyle w:val="Heading2"/>
@@ -1690,7 +3664,7 @@
         <w:pStyle w:val="Compact"/>
         <w:numPr>
           <w:ilvl w:val="0"/>
-          <w:numId w:val="1011"/>
+          <w:numId w:val="1013"/>
         </w:numPr>
       </w:pPr>
       <w:r>
@@ -1844,7 +3818,7 @@
         <w:pStyle w:val="Compact"/>
         <w:numPr>
           <w:ilvl w:val="0"/>
-          <w:numId w:val="1011"/>
+          <w:numId w:val="1013"/>
         </w:numPr>
       </w:pPr>
       <w:r>
@@ -1857,8 +3831,80 @@
         <w:t xml:space="preserve">scaling.</w:t>
       </w:r>
     </w:p>
-    <w:bookmarkEnd w:id="24"/>
-    <w:bookmarkStart w:id="25" w:name="module-25-flash-cards"/>
+    <w:p>
+      <w:pPr>
+        <w:pStyle w:val="Compact"/>
+        <w:numPr>
+          <w:ilvl w:val="0"/>
+          <w:numId w:val="1013"/>
+        </w:numPr>
+      </w:pPr>
+      <w:r>
+        <w:t xml:space="preserve">Two exam-flavoured extras:</w:t>
+      </w:r>
+      <w:r>
+        <w:t xml:space="preserve"> </w:t>
+      </w:r>
+      <w:r>
+        <w:rPr>
+          <w:b/>
+          <w:bCs/>
+        </w:rPr>
+        <w:t xml:space="preserve">rate limiter</w:t>
+      </w:r>
+      <w:r>
+        <w:t xml:space="preserve"> </w:t>
+      </w:r>
+      <w:r>
+        <w:t xml:space="preserve">(queue / token-bucket, amortized</w:t>
+      </w:r>
+      <w:r>
+        <w:t xml:space="preserve"> </w:t>
+      </w:r>
+      <w:r>
+        <w:t xml:space="preserve">O(1) — OS/networks) and</w:t>
+      </w:r>
+      <w:r>
+        <w:t xml:space="preserve"> </w:t>
+      </w:r>
+      <w:r>
+        <w:rPr>
+          <w:b/>
+          <w:bCs/>
+        </w:rPr>
+        <w:t xml:space="preserve">spell checker</w:t>
+      </w:r>
+      <w:r>
+        <w:t xml:space="preserve"> </w:t>
+      </w:r>
+      <w:r>
+        <w:t xml:space="preserve">(hash set + edit-distance DP / BK-tree</w:t>
+      </w:r>
+      <w:r>
+        <w:t xml:space="preserve"> </w:t>
+      </w:r>
+      <w:r>
+        <w:t xml:space="preserve">— GATE strings). Grade every project on the</w:t>
+      </w:r>
+      <w:r>
+        <w:t xml:space="preserve"> </w:t>
+      </w:r>
+      <w:r>
+        <w:rPr>
+          <w:b/>
+          <w:bCs/>
+        </w:rPr>
+        <w:t xml:space="preserve">§25.2a rubric</w:t>
+      </w:r>
+      <w:r>
+        <w:t xml:space="preserve"> </w:t>
+      </w:r>
+      <w:r>
+        <w:t xml:space="preserve">(aim 12+/16).</w:t>
+      </w:r>
+    </w:p>
+    <w:bookmarkEnd w:id="27"/>
+    <w:bookmarkStart w:id="28" w:name="module-25-flash-cards"/>
     <w:p>
       <w:pPr>
         <w:pStyle w:val="Heading2"/>
@@ -1872,7 +3918,7 @@
         <w:pStyle w:val="Compact"/>
         <w:numPr>
           <w:ilvl w:val="0"/>
-          <w:numId w:val="1012"/>
+          <w:numId w:val="1014"/>
         </w:numPr>
       </w:pPr>
       <w:r>
@@ -1894,7 +3940,7 @@
         <w:pStyle w:val="Compact"/>
         <w:numPr>
           <w:ilvl w:val="0"/>
-          <w:numId w:val="1012"/>
+          <w:numId w:val="1014"/>
         </w:numPr>
       </w:pPr>
       <w:r>
@@ -1916,7 +3962,7 @@
         <w:pStyle w:val="Compact"/>
         <w:numPr>
           <w:ilvl w:val="0"/>
-          <w:numId w:val="1012"/>
+          <w:numId w:val="1014"/>
         </w:numPr>
       </w:pPr>
       <w:r>
@@ -1938,7 +3984,7 @@
         <w:pStyle w:val="Compact"/>
         <w:numPr>
           <w:ilvl w:val="0"/>
-          <w:numId w:val="1012"/>
+          <w:numId w:val="1014"/>
         </w:numPr>
       </w:pPr>
       <w:r>
@@ -1960,7 +4006,7 @@
         <w:pStyle w:val="Compact"/>
         <w:numPr>
           <w:ilvl w:val="0"/>
-          <w:numId w:val="1012"/>
+          <w:numId w:val="1014"/>
         </w:numPr>
       </w:pPr>
       <w:r>
@@ -1977,8 +4023,74 @@
         <w:t xml:space="preserve">A: free lists / segregated bins / buddy system.</w:t>
       </w:r>
     </w:p>
-    <w:bookmarkEnd w:id="25"/>
-    <w:bookmarkStart w:id="26" w:name="module-25-pattern-recognition"/>
+    <w:p>
+      <w:pPr>
+        <w:pStyle w:val="Compact"/>
+        <w:numPr>
+          <w:ilvl w:val="0"/>
+          <w:numId w:val="1014"/>
+        </w:numPr>
+      </w:pPr>
+      <w:r>
+        <w:t xml:space="preserve">Q: Rate limiter that smooths bursts?</w:t>
+      </w:r>
+      <w:r>
+        <w:t xml:space="preserve"> </w:t>
+      </w:r>
+      <w:r>
+        <w:rPr>
+          <w:b/>
+          <w:bCs/>
+        </w:rPr>
+        <w:t xml:space="preserve">A: token bucket.</w:t>
+      </w:r>
+    </w:p>
+    <w:p>
+      <w:pPr>
+        <w:pStyle w:val="Compact"/>
+        <w:numPr>
+          <w:ilvl w:val="0"/>
+          <w:numId w:val="1014"/>
+        </w:numPr>
+      </w:pPr>
+      <w:r>
+        <w:t xml:space="preserve">Q: Spell-checker suggestions rely on?</w:t>
+      </w:r>
+      <w:r>
+        <w:t xml:space="preserve"> </w:t>
+      </w:r>
+      <w:r>
+        <w:rPr>
+          <w:b/>
+          <w:bCs/>
+        </w:rPr>
+        <w:t xml:space="preserve">A: edit-distance DP (+ BK-tree pruning).</w:t>
+      </w:r>
+    </w:p>
+    <w:p>
+      <w:pPr>
+        <w:pStyle w:val="Compact"/>
+        <w:numPr>
+          <w:ilvl w:val="0"/>
+          <w:numId w:val="1014"/>
+        </w:numPr>
+      </w:pPr>
+      <w:r>
+        <w:t xml:space="preserve">Q: Score your project before showing it?</w:t>
+      </w:r>
+      <w:r>
+        <w:t xml:space="preserve"> </w:t>
+      </w:r>
+      <w:r>
+        <w:rPr>
+          <w:b/>
+          <w:bCs/>
+        </w:rPr>
+        <w:t xml:space="preserve">A: the §25.2a rubric, target 12+/16.</w:t>
+      </w:r>
+    </w:p>
+    <w:bookmarkEnd w:id="28"/>
+    <w:bookmarkStart w:id="29" w:name="module-25-pattern-recognition"/>
     <w:p>
       <w:pPr>
         <w:pStyle w:val="Heading2"/>
@@ -1992,7 +4104,7 @@
         <w:pStyle w:val="Compact"/>
         <w:numPr>
           <w:ilvl w:val="0"/>
-          <w:numId w:val="1013"/>
+          <w:numId w:val="1015"/>
         </w:numPr>
       </w:pPr>
       <w:r>
@@ -2010,7 +4122,7 @@
         <w:pStyle w:val="Compact"/>
         <w:numPr>
           <w:ilvl w:val="0"/>
-          <w:numId w:val="1013"/>
+          <w:numId w:val="1015"/>
         </w:numPr>
       </w:pPr>
       <w:r>
@@ -2028,7 +4140,7 @@
         <w:pStyle w:val="Compact"/>
         <w:numPr>
           <w:ilvl w:val="0"/>
-          <w:numId w:val="1013"/>
+          <w:numId w:val="1015"/>
         </w:numPr>
       </w:pPr>
       <w:r>
@@ -2046,7 +4158,7 @@
         <w:pStyle w:val="Compact"/>
         <w:numPr>
           <w:ilvl w:val="0"/>
-          <w:numId w:val="1013"/>
+          <w:numId w:val="1015"/>
         </w:numPr>
       </w:pPr>
       <w:r>
@@ -2064,7 +4176,7 @@
         <w:pStyle w:val="Compact"/>
         <w:numPr>
           <w:ilvl w:val="0"/>
-          <w:numId w:val="1013"/>
+          <w:numId w:val="1015"/>
         </w:numPr>
       </w:pPr>
       <w:r>
@@ -2077,8 +4189,44 @@
         <w:t xml:space="preserve">→ heap + topological sort.</w:t>
       </w:r>
     </w:p>
-    <w:bookmarkEnd w:id="26"/>
-    <w:bookmarkStart w:id="27" w:name="module-25-interview-questions"/>
+    <w:p>
+      <w:pPr>
+        <w:pStyle w:val="Compact"/>
+        <w:numPr>
+          <w:ilvl w:val="0"/>
+          <w:numId w:val="1015"/>
+        </w:numPr>
+      </w:pPr>
+      <w:r>
+        <w:t xml:space="preserve">“Cap requests per user per window”</w:t>
+      </w:r>
+      <w:r>
+        <w:t xml:space="preserve"> </w:t>
+      </w:r>
+      <w:r>
+        <w:t xml:space="preserve">→ token bucket / sliding-window queue.</w:t>
+      </w:r>
+    </w:p>
+    <w:p>
+      <w:pPr>
+        <w:pStyle w:val="Compact"/>
+        <w:numPr>
+          <w:ilvl w:val="0"/>
+          <w:numId w:val="1015"/>
+        </w:numPr>
+      </w:pPr>
+      <w:r>
+        <w:t xml:space="preserve">“Nearest word / typo correction”</w:t>
+      </w:r>
+      <w:r>
+        <w:t xml:space="preserve"> </w:t>
+      </w:r>
+      <w:r>
+        <w:t xml:space="preserve">→ edit-distance DP (+ BK-tree).</w:t>
+      </w:r>
+    </w:p>
+    <w:bookmarkEnd w:id="29"/>
+    <w:bookmarkStart w:id="30" w:name="module-25-interview-questions"/>
     <w:p>
       <w:pPr>
         <w:pStyle w:val="Heading2"/>
@@ -2092,7 +4240,7 @@
         <w:pStyle w:val="Compact"/>
         <w:numPr>
           <w:ilvl w:val="0"/>
-          <w:numId w:val="1014"/>
+          <w:numId w:val="1016"/>
         </w:numPr>
       </w:pPr>
       <w:r>
@@ -2114,7 +4262,7 @@
         <w:pStyle w:val="Compact"/>
         <w:numPr>
           <w:ilvl w:val="0"/>
-          <w:numId w:val="1014"/>
+          <w:numId w:val="1016"/>
         </w:numPr>
       </w:pPr>
       <w:r>
@@ -2136,7 +4284,7 @@
         <w:pStyle w:val="Compact"/>
         <w:numPr>
           <w:ilvl w:val="0"/>
-          <w:numId w:val="1014"/>
+          <w:numId w:val="1016"/>
         </w:numPr>
       </w:pPr>
       <w:r>
@@ -2158,7 +4306,7 @@
         <w:pStyle w:val="Compact"/>
         <w:numPr>
           <w:ilvl w:val="0"/>
-          <w:numId w:val="1014"/>
+          <w:numId w:val="1016"/>
         </w:numPr>
       </w:pPr>
       <w:r>
@@ -2175,8 +4323,8 @@
         <w:t xml:space="preserve">(content hashing / Merkle.)</w:t>
       </w:r>
     </w:p>
-    <w:bookmarkEnd w:id="27"/>
-    <w:bookmarkStart w:id="28" w:name="module-25-gate-sebi-rbi-isro-perspective"/>
+    <w:bookmarkEnd w:id="30"/>
+    <w:bookmarkStart w:id="31" w:name="module-25-gate-sebi-rbi-isro-perspective"/>
     <w:p>
       <w:pPr>
         <w:pStyle w:val="Heading2"/>
@@ -2190,7 +4338,7 @@
         <w:pStyle w:val="Compact"/>
         <w:numPr>
           <w:ilvl w:val="0"/>
-          <w:numId w:val="1015"/>
+          <w:numId w:val="1017"/>
         </w:numPr>
       </w:pPr>
       <w:r>
@@ -2237,6 +4385,75 @@
       </w:r>
       <w:r>
         <w:t xml:space="preserve">deeply reinforces OS/DBMS exam topics.</w:t>
+      </w:r>
+    </w:p>
+    <w:p>
+      <w:pPr>
+        <w:pStyle w:val="Compact"/>
+        <w:numPr>
+          <w:ilvl w:val="0"/>
+          <w:numId w:val="1017"/>
+        </w:numPr>
+      </w:pPr>
+      <w:r>
+        <w:t xml:space="preserve">The</w:t>
+      </w:r>
+      <w:r>
+        <w:t xml:space="preserve"> </w:t>
+      </w:r>
+      <w:r>
+        <w:rPr>
+          <w:b/>
+          <w:bCs/>
+        </w:rPr>
+        <w:t xml:space="preserve">rate limiter</w:t>
+      </w:r>
+      <w:r>
+        <w:t xml:space="preserve"> </w:t>
+      </w:r>
+      <w:r>
+        <w:t xml:space="preserve">cements queues + amortized analysis (OS/networks MCQs) and</w:t>
+      </w:r>
+      <w:r>
+        <w:t xml:space="preserve"> </w:t>
+      </w:r>
+      <w:r>
+        <w:t xml:space="preserve">the</w:t>
+      </w:r>
+      <w:r>
+        <w:t xml:space="preserve"> </w:t>
+      </w:r>
+      <w:r>
+        <w:rPr>
+          <w:b/>
+          <w:bCs/>
+        </w:rPr>
+        <w:t xml:space="preserve">spell checker</w:t>
+      </w:r>
+      <w:r>
+        <w:t xml:space="preserve"> </w:t>
+      </w:r>
+      <w:r>
+        <w:t xml:space="preserve">cements the</w:t>
+      </w:r>
+      <w:r>
+        <w:t xml:space="preserve"> </w:t>
+      </w:r>
+      <w:r>
+        <w:rPr>
+          <w:b/>
+          <w:bCs/>
+        </w:rPr>
+        <w:t xml:space="preserve">edit-distance DP</w:t>
+      </w:r>
+      <w:r>
+        <w:t xml:space="preserve">, which GATE tests almost</w:t>
+      </w:r>
+      <w:r>
+        <w:t xml:space="preserve"> </w:t>
+      </w:r>
+      <w:r>
+        <w:t xml:space="preserve">every year — so these two double as exam revision, not just resume material.</w:t>
       </w:r>
     </w:p>
     <w:p>
@@ -2272,8 +4489,8 @@
         <w:t xml:space="preserve">tables, roadmaps, the dependency graph, and the Top-300 plan) — the finale.</w:t>
       </w:r>
     </w:p>
-    <w:bookmarkEnd w:id="28"/>
-    <w:bookmarkEnd w:id="29"/>
+    <w:bookmarkEnd w:id="31"/>
+    <w:bookmarkEnd w:id="32"/>
     <w:sectPr>
       <w:footnotePr>
         <w:numRestart w:val="eachSect"/>
@@ -2600,6 +4817,12 @@
     <w:abstractNumId w:val="991"/>
   </w:num>
   <w:num w:numId="1009">
+    <w:abstractNumId w:val="991"/>
+  </w:num>
+  <w:num w:numId="1010">
+    <w:abstractNumId w:val="991"/>
+  </w:num>
+  <w:num w:numId="1011">
     <w:abstractNumId w:val="99411"/>
     <w:lvlOverride w:ilvl="0">
       <w:startOverride w:val="1"/>
@@ -2629,7 +4852,7 @@
       <w:startOverride w:val="1"/>
     </w:lvlOverride>
   </w:num>
-  <w:num w:numId="1010">
+  <w:num w:numId="1012">
     <w:abstractNumId w:val="99411"/>
     <w:lvlOverride w:ilvl="0">
       <w:startOverride w:val="1"/>
@@ -2659,16 +4882,16 @@
       <w:startOverride w:val="1"/>
     </w:lvlOverride>
   </w:num>
-  <w:num w:numId="1011">
-    <w:abstractNumId w:val="991"/>
-  </w:num>
-  <w:num w:numId="1012">
-    <w:abstractNumId w:val="991"/>
-  </w:num>
   <w:num w:numId="1013">
     <w:abstractNumId w:val="991"/>
   </w:num>
   <w:num w:numId="1014">
+    <w:abstractNumId w:val="991"/>
+  </w:num>
+  <w:num w:numId="1015">
+    <w:abstractNumId w:val="991"/>
+  </w:num>
+  <w:num w:numId="1016">
     <w:abstractNumId w:val="99411"/>
     <w:lvlOverride w:ilvl="0">
       <w:startOverride w:val="1"/>
@@ -2698,7 +4921,7 @@
       <w:startOverride w:val="1"/>
     </w:lvlOverride>
   </w:num>
-  <w:num w:numId="1015">
+  <w:num w:numId="1017">
     <w:abstractNumId w:val="991"/>
   </w:num>
 </w:numbering>

--- a/SITP/DSA-Notes/M25_Projects.docx
+++ b/SITP/DSA-Notes/M25_Projects.docx
@@ -5463,24 +5463,34 @@
   <w:style w:default="1" w:styleId="Table" w:type="table">
     <w:name w:val="Table"/>
     <w:basedOn w:val="TableNormal"/>
-    <w:semiHidden/>
-    <w:unhideWhenUsed/>
     <w:qFormat/>
     <w:tblPr>
       <w:tblInd w:type="dxa" w:w="0"/>
+      <w:tblBorders>
+        <w:top w:color="808080" w:space="0" w:sz="4" w:val="single"/>
+        <w:left w:color="808080" w:space="0" w:sz="4" w:val="single"/>
+        <w:bottom w:color="808080" w:space="0" w:sz="4" w:val="single"/>
+        <w:right w:color="808080" w:space="0" w:sz="4" w:val="single"/>
+        <w:insideH w:color="BFBFBF" w:space="0" w:sz="4" w:val="single"/>
+        <w:insideV w:color="BFBFBF" w:space="0" w:sz="4" w:val="single"/>
+      </w:tblBorders>
       <w:tblCellMar>
-        <w:top w:type="dxa" w:w="0"/>
+        <w:top w:type="dxa" w:w="40"/>
         <w:left w:type="dxa" w:w="108"/>
-        <w:bottom w:type="dxa" w:w="0"/>
+        <w:bottom w:type="dxa" w:w="40"/>
         <w:right w:type="dxa" w:w="108"/>
       </w:tblCellMar>
     </w:tblPr>
     <w:tblStylePr w:type="firstRow">
+      <w:rPr>
+        <w:b/>
+      </w:rPr>
       <w:tcPr>
+        <w:shd w:color="auto" w:fill="DDEBF7" w:val="clear"/>
         <w:tcBorders>
-          <w:bottom w:val="single"/>
+          <w:bottom w:color="1F4E78" w:space="0" w:sz="8" w:val="single"/>
         </w:tcBorders>
-        <w:vAlign w:val="bottom"/>
+        <w:vAlign w:val="center"/>
       </w:tcPr>
     </w:tblStylePr>
   </w:style>
